--- a/Homework/HWVaporSalesManager/VaporSalesReport.docx
+++ b/Homework/HWVaporSalesManager/VaporSalesReport.docx
@@ -15,7 +15,22 @@
         <w:pStyle w:val="Subtitle"/>
       </w:pPr>
       <w:r>
-        <w:t>CSSE 220, [Student1FullName], [Student2FullName]</w:t>
+        <w:t>CSSE 220, [</w:t>
+      </w:r>
+      <w:r>
+        <w:t>Will Gebelein</w:t>
+      </w:r>
+      <w:r>
+        <w:t xml:space="preserve"> (writing this report)</w:t>
+      </w:r>
+      <w:r>
+        <w:t>], [</w:t>
+      </w:r>
+      <w:r>
+        <w:t>Luke Mowery</w:t>
+      </w:r>
+      <w:r>
+        <w:t>]</w:t>
       </w:r>
     </w:p>
     <w:p>
@@ -45,10 +60,29 @@
         <w:br/>
       </w:r>
       <w:r>
-        <w:rPr>
-          <w:highlight w:val="yellow"/>
-        </w:rPr>
-        <w:t>RESPOND HERE</w:t>
+        <w:t xml:space="preserve">We need to give the GenAI tool </w:t>
+      </w:r>
+      <w:r>
+        <w:t>the context of the actual source files, and the context of their tasks</w:t>
+      </w:r>
+      <w:r>
+        <w:t xml:space="preserve">. In effect, </w:t>
+      </w:r>
+      <w:proofErr w:type="gramStart"/>
+      <w:r>
+        <w:t>all of</w:t>
+      </w:r>
+      <w:proofErr w:type="gramEnd"/>
+      <w:r>
+        <w:t xml:space="preserve"> the tests, and the </w:t>
+      </w:r>
+      <w:proofErr w:type="spellStart"/>
+      <w:r>
+        <w:t>src</w:t>
+      </w:r>
+      <w:proofErr w:type="spellEnd"/>
+      <w:r>
+        <w:t>.</w:t>
       </w:r>
       <w:r>
         <w:br/>
@@ -67,60 +101,74 @@
           <w:i/>
           <w:iCs/>
         </w:rPr>
-        <w:t>For each of the three tasks, s</w:t>
-      </w:r>
+        <w:t xml:space="preserve">For each of the three tasks, sketch out an idea of what you think will be the best way to implement the feature. (This could be on a whiteboard, or with comments forming an outline/pseudocode in the method.) </w:t>
+      </w:r>
+    </w:p>
+    <w:p>
+      <w:pPr>
+        <w:pStyle w:val="NormalWeb"/>
+        <w:ind w:left="720"/>
+      </w:pPr>
       <w:r>
         <w:rPr>
-          <w:i/>
-          <w:iCs/>
+          <w:noProof/>
         </w:rPr>
-        <w:t xml:space="preserve">ketch out an idea of what you think </w:t>
-      </w:r>
-      <w:r>
-        <w:rPr>
-          <w:i/>
-          <w:iCs/>
-        </w:rPr>
-        <w:t>will be</w:t>
-      </w:r>
-      <w:r>
-        <w:rPr>
-          <w:i/>
-          <w:iCs/>
-        </w:rPr>
-        <w:t xml:space="preserve"> the best way to implement the feature. (This could be on </w:t>
-      </w:r>
-      <w:r>
-        <w:rPr>
-          <w:i/>
-          <w:iCs/>
-        </w:rPr>
-        <w:t xml:space="preserve">a </w:t>
-      </w:r>
-      <w:r>
-        <w:rPr>
-          <w:i/>
-          <w:iCs/>
-        </w:rPr>
-        <w:t>whiteboard, or with comments forming an outline/pseudocode in the method.)</w:t>
-      </w:r>
-      <w:r>
-        <w:rPr>
-          <w:i/>
-          <w:iCs/>
-        </w:rPr>
-        <w:t xml:space="preserve"> </w:t>
-      </w:r>
-      <w:r>
-        <w:br/>
-      </w:r>
-      <w:r>
-        <w:rPr>
-          <w:highlight w:val="yellow"/>
-        </w:rPr>
-        <w:t>INSERT WHITEBOARD PHOTOS/PSEUDOCODE SCREENSHOTS HERE</w:t>
-      </w:r>
-      <w:r>
+        <w:drawing>
+          <wp:inline distT="0" distB="0" distL="0" distR="0" wp14:anchorId="4FDE719F" wp14:editId="34B7C496">
+            <wp:extent cx="4680267" cy="3510201"/>
+            <wp:effectExtent l="0" t="5398" r="953" b="952"/>
+            <wp:docPr id="1779119779" name="Picture 2"/>
+            <wp:cNvGraphicFramePr>
+              <a:graphicFrameLocks xmlns:a="http://schemas.openxmlformats.org/drawingml/2006/main" noChangeAspect="1"/>
+            </wp:cNvGraphicFramePr>
+            <a:graphic xmlns:a="http://schemas.openxmlformats.org/drawingml/2006/main">
+              <a:graphicData uri="http://schemas.openxmlformats.org/drawingml/2006/picture">
+                <pic:pic xmlns:pic="http://schemas.openxmlformats.org/drawingml/2006/picture">
+                  <pic:nvPicPr>
+                    <pic:cNvPr id="0" name="Picture 3"/>
+                    <pic:cNvPicPr>
+                      <a:picLocks noChangeAspect="1" noChangeArrowheads="1"/>
+                    </pic:cNvPicPr>
+                  </pic:nvPicPr>
+                  <pic:blipFill>
+                    <a:blip r:embed="rId5">
+                      <a:extLst>
+                        <a:ext uri="{28A0092B-C50C-407E-A947-70E740481C1C}">
+                          <a14:useLocalDpi xmlns:a14="http://schemas.microsoft.com/office/drawing/2010/main" val="0"/>
+                        </a:ext>
+                      </a:extLst>
+                    </a:blip>
+                    <a:srcRect/>
+                    <a:stretch>
+                      <a:fillRect/>
+                    </a:stretch>
+                  </pic:blipFill>
+                  <pic:spPr bwMode="auto">
+                    <a:xfrm rot="5400000">
+                      <a:off x="0" y="0"/>
+                      <a:ext cx="4702847" cy="3527136"/>
+                    </a:xfrm>
+                    <a:prstGeom prst="rect">
+                      <a:avLst/>
+                    </a:prstGeom>
+                    <a:noFill/>
+                    <a:ln>
+                      <a:noFill/>
+                    </a:ln>
+                  </pic:spPr>
+                </pic:pic>
+              </a:graphicData>
+            </a:graphic>
+          </wp:inline>
+        </w:drawing>
+      </w:r>
+    </w:p>
+    <w:p>
+      <w:pPr>
+        <w:pStyle w:val="ListParagraph"/>
+      </w:pPr>
+      <w:r>
+        <w:lastRenderedPageBreak/>
         <w:br/>
       </w:r>
     </w:p>
@@ -143,10 +191,22 @@
         <w:br/>
       </w:r>
       <w:r>
-        <w:rPr>
-          <w:highlight w:val="yellow"/>
-        </w:rPr>
-        <w:t>RESPOND HERE</w:t>
+        <w:t xml:space="preserve">We used ChatGPT and Copilot. </w:t>
+      </w:r>
+      <w:r>
+        <w:t>ChatGPT was selected by</w:t>
+      </w:r>
+      <w:r>
+        <w:t xml:space="preserve"> Luke, and I followed suit until I couldn’t </w:t>
+      </w:r>
+      <w:r>
+        <w:t>upload</w:t>
+      </w:r>
+      <w:r>
+        <w:t xml:space="preserve"> more files to chat</w:t>
+      </w:r>
+      <w:r>
+        <w:t>, where I switched to copilot.</w:t>
       </w:r>
     </w:p>
     <w:p>
@@ -199,7 +259,21 @@
           <w:i/>
           <w:iCs/>
         </w:rPr>
-        <w:t xml:space="preserve">worse than, </w:t>
+        <w:t>worse than</w:t>
+      </w:r>
+      <w:r>
+        <w:rPr>
+          <w:i/>
+          <w:iCs/>
+        </w:rPr>
+        <w:t xml:space="preserve"> (CHAT)</w:t>
+      </w:r>
+      <w:r>
+        <w:rPr>
+          <w:i/>
+          <w:iCs/>
+        </w:rPr>
+        <w:t xml:space="preserve">, </w:t>
       </w:r>
     </w:p>
     <w:p>
@@ -219,7 +293,21 @@
           <w:i/>
           <w:iCs/>
         </w:rPr>
-        <w:t xml:space="preserve">better than, or </w:t>
+        <w:t>better than</w:t>
+      </w:r>
+      <w:r>
+        <w:rPr>
+          <w:i/>
+          <w:iCs/>
+        </w:rPr>
+        <w:t xml:space="preserve"> (COPILOT*)</w:t>
+      </w:r>
+      <w:r>
+        <w:rPr>
+          <w:i/>
+          <w:iCs/>
+        </w:rPr>
+        <w:t xml:space="preserve">, or </w:t>
       </w:r>
     </w:p>
     <w:p>
@@ -263,10 +351,19 @@
         <w:br/>
       </w:r>
       <w:r>
-        <w:rPr>
-          <w:highlight w:val="yellow"/>
-        </w:rPr>
-        <w:t>RESPOND HERE</w:t>
+        <w:t xml:space="preserve">ChatGPT (at least for me) produced sub-optimal code that did not complete the tasks. </w:t>
+      </w:r>
+      <w:r>
+        <w:t xml:space="preserve">Copilot’s code </w:t>
+      </w:r>
+      <w:r>
+        <w:t>w</w:t>
+      </w:r>
+      <w:r>
+        <w:t xml:space="preserve">as </w:t>
+      </w:r>
+      <w:r>
+        <w:t>better than I was expecting from it (I have extremely low expectations for Copilot. If another GenAI model produced its code, it would be as good as I expected).</w:t>
       </w:r>
     </w:p>
     <w:p>
@@ -289,17 +386,18 @@
         <w:tblStyle w:val="TableGrid"/>
         <w:tblW w:w="0" w:type="auto"/>
         <w:tblInd w:w="720" w:type="dxa"/>
+        <w:tblLayout w:type="fixed"/>
         <w:tblLook w:val="04A0" w:firstRow="1" w:lastRow="0" w:firstColumn="1" w:lastColumn="0" w:noHBand="0" w:noVBand="1"/>
       </w:tblPr>
       <w:tblGrid>
-        <w:gridCol w:w="1975"/>
-        <w:gridCol w:w="2610"/>
-        <w:gridCol w:w="4045"/>
+        <w:gridCol w:w="1705"/>
+        <w:gridCol w:w="5400"/>
+        <w:gridCol w:w="1525"/>
       </w:tblGrid>
       <w:tr>
         <w:tc>
           <w:tcPr>
-            <w:tcW w:w="1975" w:type="dxa"/>
+            <w:tcW w:w="1705" w:type="dxa"/>
           </w:tcPr>
           <w:p>
             <w:pPr>
@@ -310,7 +408,7 @@
         </w:tc>
         <w:tc>
           <w:tcPr>
-            <w:tcW w:w="2610" w:type="dxa"/>
+            <w:tcW w:w="5400" w:type="dxa"/>
           </w:tcPr>
           <w:p>
             <w:pPr>
@@ -332,7 +430,7 @@
         </w:tc>
         <w:tc>
           <w:tcPr>
-            <w:tcW w:w="4045" w:type="dxa"/>
+            <w:tcW w:w="1525" w:type="dxa"/>
           </w:tcPr>
           <w:p>
             <w:pPr>
@@ -356,7 +454,7 @@
       <w:tr>
         <w:tc>
           <w:tcPr>
-            <w:tcW w:w="1975" w:type="dxa"/>
+            <w:tcW w:w="1705" w:type="dxa"/>
           </w:tcPr>
           <w:p>
             <w:pPr>
@@ -364,63 +462,10 @@
               <w:ind w:left="0"/>
             </w:pPr>
             <w:r>
-              <w:t>Conversation #1:</w:t>
-            </w:r>
-          </w:p>
-        </w:tc>
-        <w:tc>
-          <w:tcPr>
-            <w:tcW w:w="2610" w:type="dxa"/>
-          </w:tcPr>
-          <w:p>
-            <w:pPr>
-              <w:pStyle w:val="ListParagraph"/>
-              <w:ind w:left="0"/>
-            </w:pPr>
-            <w:r>
-              <w:rPr>
-                <w:highlight w:val="yellow"/>
-              </w:rPr>
-              <w:t>TODO</w:t>
-            </w:r>
-          </w:p>
-        </w:tc>
-        <w:tc>
-          <w:tcPr>
-            <w:tcW w:w="4045" w:type="dxa"/>
-          </w:tcPr>
-          <w:p>
-            <w:pPr>
-              <w:pStyle w:val="ListParagraph"/>
-              <w:ind w:left="0"/>
-            </w:pPr>
-            <w:r>
-              <w:rPr>
-                <w:highlight w:val="yellow"/>
-              </w:rPr>
-              <w:t>TODO</w:t>
+              <w:t>Conversation #1</w:t>
             </w:r>
             <w:r>
-              <w:t xml:space="preserve"> [e.g., “used for implicit game creation task”]</w:t>
-            </w:r>
-          </w:p>
-        </w:tc>
-      </w:tr>
-      <w:tr>
-        <w:tc>
-          <w:tcPr>
-            <w:tcW w:w="1975" w:type="dxa"/>
-          </w:tcPr>
-          <w:p>
-            <w:pPr>
-              <w:pStyle w:val="ListParagraph"/>
-              <w:ind w:left="0"/>
-            </w:pPr>
-            <w:r>
-              <w:t>Conversation #</w:t>
-            </w:r>
-            <w:r>
-              <w:t>2</w:t>
+              <w:t xml:space="preserve"> (Chat)</w:t>
             </w:r>
             <w:r>
               <w:t>:</w:t>
@@ -429,24 +474,141 @@
         </w:tc>
         <w:tc>
           <w:tcPr>
-            <w:tcW w:w="2610" w:type="dxa"/>
+            <w:tcW w:w="5400" w:type="dxa"/>
           </w:tcPr>
           <w:p>
             <w:pPr>
               <w:pStyle w:val="ListParagraph"/>
               <w:ind w:left="0"/>
             </w:pPr>
+            <w:r>
+              <w:t>https://chatgpt.com/share/6abec245-7ef8-83ea-8da4-bd82d893e8e7</w:t>
+            </w:r>
           </w:p>
         </w:tc>
         <w:tc>
           <w:tcPr>
-            <w:tcW w:w="4045" w:type="dxa"/>
+            <w:tcW w:w="1525" w:type="dxa"/>
           </w:tcPr>
           <w:p>
             <w:pPr>
               <w:pStyle w:val="ListParagraph"/>
               <w:ind w:left="0"/>
             </w:pPr>
+            <w:r>
+              <w:t xml:space="preserve">Used to </w:t>
+            </w:r>
+            <w:r>
+              <w:t xml:space="preserve">attempt to </w:t>
+            </w:r>
+            <w:r>
+              <w:t>complete all</w:t>
+            </w:r>
+            <w:r>
+              <w:t xml:space="preserve"> GenAI</w:t>
+            </w:r>
+            <w:r>
+              <w:t xml:space="preserve"> tasks</w:t>
+            </w:r>
+          </w:p>
+        </w:tc>
+      </w:tr>
+      <w:tr>
+        <w:tc>
+          <w:tcPr>
+            <w:tcW w:w="1705" w:type="dxa"/>
+          </w:tcPr>
+          <w:p>
+            <w:pPr>
+              <w:pStyle w:val="ListParagraph"/>
+              <w:ind w:left="0"/>
+            </w:pPr>
+            <w:r>
+              <w:t>Conversation #2</w:t>
+            </w:r>
+            <w:r>
+              <w:t xml:space="preserve"> (CoP)</w:t>
+            </w:r>
+            <w:r>
+              <w:t>:</w:t>
+            </w:r>
+          </w:p>
+        </w:tc>
+        <w:tc>
+          <w:tcPr>
+            <w:tcW w:w="5400" w:type="dxa"/>
+          </w:tcPr>
+          <w:p>
+            <w:pPr>
+              <w:pStyle w:val="ListParagraph"/>
+              <w:ind w:left="0"/>
+            </w:pPr>
+            <w:r>
+              <w:t>https://m365.cloud.microsoft/hwav2/chat/conversation/36b34617-215f-4c5e-afde-e5384ba784c8?version=19.2609.52011.0&amp;capabilities=interopPromise%2CsuspendOnClose%2CautoStart&amp;client-request-id=81ada577-fa14-1940-a120-79d384414c68&amp;appstate=suspended&amp;SSRDesktopTest=2</w:t>
+            </w:r>
+          </w:p>
+        </w:tc>
+        <w:tc>
+          <w:tcPr>
+            <w:tcW w:w="1525" w:type="dxa"/>
+          </w:tcPr>
+          <w:p>
+            <w:pPr>
+              <w:pStyle w:val="ListParagraph"/>
+              <w:ind w:left="0"/>
+            </w:pPr>
+            <w:r>
+              <w:t>Used to determine issues with GenAI tasks</w:t>
+            </w:r>
+          </w:p>
+        </w:tc>
+      </w:tr>
+      <w:tr>
+        <w:tc>
+          <w:tcPr>
+            <w:tcW w:w="1705" w:type="dxa"/>
+          </w:tcPr>
+          <w:p>
+            <w:pPr>
+              <w:pStyle w:val="ListParagraph"/>
+              <w:ind w:left="0"/>
+            </w:pPr>
+            <w:r>
+              <w:t>Conversation #3 (CoP)</w:t>
+            </w:r>
+          </w:p>
+        </w:tc>
+        <w:tc>
+          <w:tcPr>
+            <w:tcW w:w="5400" w:type="dxa"/>
+          </w:tcPr>
+          <w:p>
+            <w:pPr>
+              <w:pStyle w:val="ListParagraph"/>
+              <w:ind w:left="0"/>
+            </w:pPr>
+            <w:r>
+              <w:t>https://m365.cloud.microsoft/hwav2/chat/conversation/94a645f7-7c48-4b56-8919-1490b86c2f8a?version=19.2609.52011.0&amp;capabil</w:t>
+            </w:r>
+            <w:r>
+              <w:lastRenderedPageBreak/>
+              <w:t>ities=interopPromise%2CsuspendOnClose%2CautoStart&amp;client-request-id=81ada577-fa14-1940-a120-79d384414c68&amp;appstate=suspended&amp;SSRDesktopTest=2</w:t>
+            </w:r>
+          </w:p>
+        </w:tc>
+        <w:tc>
+          <w:tcPr>
+            <w:tcW w:w="1525" w:type="dxa"/>
+          </w:tcPr>
+          <w:p>
+            <w:pPr>
+              <w:pStyle w:val="ListParagraph"/>
+              <w:ind w:left="0"/>
+            </w:pPr>
+            <w:r>
+              <w:lastRenderedPageBreak/>
+              <w:t>Used to complete all GenAI tasks</w:t>
+            </w:r>
           </w:p>
         </w:tc>
       </w:tr>
@@ -465,7 +627,6 @@
           <w:i/>
           <w:iCs/>
         </w:rPr>
-        <w:lastRenderedPageBreak/>
         <w:t xml:space="preserve">Summarize (in 1-2 paragraphs with complete sentences) what you learned from this assignment about GenAI-assisted software development. </w:t>
       </w:r>
       <w:r>
@@ -503,13 +664,71 @@
         <w:br/>
       </w:r>
       <w:r>
-        <w:rPr>
-          <w:highlight w:val="yellow"/>
-        </w:rPr>
-        <w:t>RESPOND HERE</w:t>
-      </w:r>
-      <w:r>
-        <w:br/>
+        <w:t>I have more experience here due to an internship I took</w:t>
+      </w:r>
+      <w:r>
+        <w:t xml:space="preserve">. </w:t>
+      </w:r>
+      <w:r>
+        <w:t xml:space="preserve">You can assign AI tasks, but you usually want to assign “focused” work as opposed to “Hey ChatGPT, complete everything here.” </w:t>
+      </w:r>
+    </w:p>
+    <w:p>
+      <w:pPr>
+        <w:pStyle w:val="ListParagraph"/>
+      </w:pPr>
+      <w:r>
+        <w:t>You ALWAYS want to run a triple check on produced work</w:t>
+      </w:r>
+      <w:r>
+        <w:t>.</w:t>
+      </w:r>
+      <w:r>
+        <w:t xml:space="preserve"> </w:t>
+      </w:r>
+      <w:r>
+        <w:t>First,</w:t>
+      </w:r>
+      <w:r>
+        <w:t xml:space="preserve"> have the model confirm</w:t>
+      </w:r>
+      <w:r>
+        <w:t xml:space="preserve"> its own work</w:t>
+      </w:r>
+      <w:r>
+        <w:t>; this process won’t work i</w:t>
+      </w:r>
+      <w:r>
+        <w:t>f</w:t>
+      </w:r>
+      <w:r>
+        <w:t xml:space="preserve"> lumped </w:t>
+      </w:r>
+      <w:r>
+        <w:t>in with the same prompt as the production.</w:t>
+      </w:r>
+      <w:r>
+        <w:t xml:space="preserve"> Then, read over the work yourself.</w:t>
+      </w:r>
+    </w:p>
+    <w:p>
+      <w:pPr>
+        <w:pStyle w:val="ListParagraph"/>
+      </w:pPr>
+      <w:r>
+        <w:t xml:space="preserve">Also, for this class, </w:t>
+      </w:r>
+      <w:r>
+        <w:t xml:space="preserve">try </w:t>
+      </w:r>
+      <w:r>
+        <w:t>not to</w:t>
+      </w:r>
+      <w:r>
+        <w:t xml:space="preserve"> use AI. </w:t>
+      </w:r>
+      <w:r>
+        <w:t>This is to help you learn, and without some coding experience, you won’t know what to do when the AI messes up.</w:t>
       </w:r>
     </w:p>
     <w:p/>
@@ -1556,6 +1775,45 @@
       </w:tblBorders>
     </w:tblPr>
   </w:style>
+  <w:style w:type="character" w:styleId="Hyperlink">
+    <w:name w:val="Hyperlink"/>
+    <w:basedOn w:val="DefaultParagraphFont"/>
+    <w:uiPriority w:val="99"/>
+    <w:unhideWhenUsed/>
+    <w:rsid w:val="00754AAE"/>
+    <w:rPr>
+      <w:color w:val="467886" w:themeColor="hyperlink"/>
+      <w:u w:val="single"/>
+    </w:rPr>
+  </w:style>
+  <w:style w:type="character" w:styleId="UnresolvedMention">
+    <w:name w:val="Unresolved Mention"/>
+    <w:basedOn w:val="DefaultParagraphFont"/>
+    <w:uiPriority w:val="99"/>
+    <w:semiHidden/>
+    <w:unhideWhenUsed/>
+    <w:rsid w:val="00754AAE"/>
+    <w:rPr>
+      <w:color w:val="605E5C"/>
+      <w:shd w:val="clear" w:color="auto" w:fill="E1DFDD"/>
+    </w:rPr>
+  </w:style>
+  <w:style w:type="paragraph" w:styleId="NormalWeb">
+    <w:name w:val="Normal (Web)"/>
+    <w:basedOn w:val="Normal"/>
+    <w:uiPriority w:val="99"/>
+    <w:semiHidden/>
+    <w:unhideWhenUsed/>
+    <w:rsid w:val="00750307"/>
+    <w:pPr>
+      <w:spacing w:before="100" w:beforeAutospacing="1" w:after="100" w:afterAutospacing="1" w:line="240" w:lineRule="auto"/>
+    </w:pPr>
+    <w:rPr>
+      <w:rFonts w:ascii="Times New Roman" w:eastAsia="Times New Roman" w:hAnsi="Times New Roman" w:cs="Times New Roman"/>
+      <w:kern w:val="0"/>
+      <w14:ligatures w14:val="none"/>
+    </w:rPr>
+  </w:style>
 </w:styles>
 </file>
 
